--- a/files/Patient_History_Summary.docx
+++ b/files/Patient_History_Summary.docx
@@ -4,33 +4,230 @@
   <w:body>
     <w:p>
       <w:pPr>
-        <w:pStyle w:val="Heading1"/>
+        <w:jc w:val="left"/>
       </w:pPr>
       <w:r>
         <w:rPr>
-          <w:color w:val="0F4C81"/>
+          <w:b/>
+          <w:color w:val="6B7280"/>
+          <w:sz w:val="18"/>
+        </w:rPr>
+        <w:t>ZAVA CONGLOMERATE</w:t>
+      </w:r>
+    </w:p>
+    <w:p>
+      <w:pPr>
+        <w:spacing w:after="40"/>
+      </w:pPr>
+      <w:r>
+        <w:rPr>
+          <w:b/>
+          <w:color w:val="1F2D55"/>
+          <w:sz w:val="44"/>
         </w:rPr>
         <w:t>Patient History Summary</w:t>
       </w:r>
     </w:p>
     <w:p>
+      <w:pPr>
+        <w:spacing w:after="200"/>
+      </w:pPr>
       <w:r>
         <w:rPr>
           <w:i/>
-          <w:color w:val="6B7280"/>
+          <w:color w:val="4B5B7C"/>
+          <w:sz w:val="22"/>
         </w:rPr>
-        <w:t>Apex Specialist Centre — Confidential · MRN: APX-2026-04421</w:t>
+        <w:t>Executive Brief · Pre-Read</w:t>
       </w:r>
     </w:p>
     <w:p>
       <w:pPr>
-        <w:pStyle w:val="Heading2"/>
+        <w:spacing w:after="40"/>
       </w:pPr>
       <w:r>
         <w:rPr>
-          <w:color w:val="1F2937"/>
+          <w:b/>
+          <w:color w:val="1F2D55"/>
+          <w:sz w:val="20"/>
         </w:rPr>
-        <w:t>1. Demographics</w:t>
+        <w:t xml:space="preserve">To:  </w:t>
+      </w:r>
+      <w:r>
+        <w:rPr>
+          <w:sz w:val="20"/>
+        </w:rPr>
+        <w:t>Group Executive Committee</w:t>
+      </w:r>
+    </w:p>
+    <w:p>
+      <w:pPr>
+        <w:spacing w:after="40"/>
+      </w:pPr>
+      <w:r>
+        <w:rPr>
+          <w:b/>
+          <w:color w:val="1F2D55"/>
+          <w:sz w:val="20"/>
+        </w:rPr>
+        <w:t xml:space="preserve">From:  </w:t>
+      </w:r>
+      <w:r>
+        <w:rPr>
+          <w:sz w:val="20"/>
+        </w:rPr>
+        <w:t>Office of the Group Chief of Staff</w:t>
+      </w:r>
+    </w:p>
+    <w:p>
+      <w:pPr>
+        <w:spacing w:after="40"/>
+      </w:pPr>
+      <w:r>
+        <w:rPr>
+          <w:b/>
+          <w:color w:val="1F2D55"/>
+          <w:sz w:val="20"/>
+        </w:rPr>
+        <w:t xml:space="preserve">Date:  </w:t>
+      </w:r>
+      <w:r>
+        <w:rPr>
+          <w:sz w:val="20"/>
+        </w:rPr>
+        <w:t>11 May 2026</w:t>
+      </w:r>
+    </w:p>
+    <w:p>
+      <w:pPr>
+        <w:spacing w:after="40"/>
+      </w:pPr>
+      <w:r>
+        <w:rPr>
+          <w:b/>
+          <w:color w:val="1F2D55"/>
+          <w:sz w:val="20"/>
+        </w:rPr>
+        <w:t xml:space="preserve">Classification:  </w:t>
+      </w:r>
+      <w:r>
+        <w:rPr>
+          <w:sz w:val="20"/>
+        </w:rPr>
+        <w:t>Confidential · GroupExCo only</w:t>
+      </w:r>
+    </w:p>
+    <w:p>
+      <w:pPr>
+        <w:spacing w:after="40"/>
+      </w:pPr>
+      <w:r>
+        <w:rPr>
+          <w:b/>
+          <w:color w:val="1F2D55"/>
+          <w:sz w:val="20"/>
+        </w:rPr>
+        <w:t xml:space="preserve">Source file:  </w:t>
+      </w:r>
+      <w:r>
+        <w:rPr>
+          <w:sz w:val="20"/>
+        </w:rPr>
+        <w:t>Patient_History_Summary.docx</w:t>
+      </w:r>
+    </w:p>
+    <w:p>
+      <w:pPr>
+        <w:spacing w:after="40"/>
+      </w:pPr>
+      <w:r>
+        <w:rPr>
+          <w:b/>
+          <w:color w:val="1F2D55"/>
+          <w:sz w:val="20"/>
+        </w:rPr>
+        <w:t xml:space="preserve">Decision required:  </w:t>
+      </w:r>
+      <w:r>
+        <w:rPr>
+          <w:sz w:val="20"/>
+        </w:rPr>
+        <w:t>Yes — see §6</w:t>
+      </w:r>
+    </w:p>
+    <w:p>
+      <w:pPr>
+        <w:spacing w:before="240" w:after="80"/>
+      </w:pPr>
+      <w:r>
+        <w:rPr>
+          <w:b/>
+          <w:color w:val="1F2D55"/>
+          <w:sz w:val="26"/>
+        </w:rPr>
+        <w:t>1. The ask</w:t>
+      </w:r>
+    </w:p>
+    <w:p>
+      <w:pPr>
+        <w:spacing w:after="80"/>
+      </w:pPr>
+      <w:r>
+        <w:rPr>
+          <w:i w:val="0"/>
+          <w:sz w:val="20"/>
+        </w:rPr>
+        <w:t>This brief covers the matter referenced in the title above (Patient History Summary). It sets out the context, the data, the options considered, the recommendation, the risks and the next steps. It is intended as a 10-minute read ahead of the GroupExCo session.</w:t>
+      </w:r>
+    </w:p>
+    <w:p>
+      <w:pPr>
+        <w:spacing w:before="240" w:after="80"/>
+      </w:pPr>
+      <w:r>
+        <w:rPr>
+          <w:b/>
+          <w:color w:val="1F2D55"/>
+          <w:sz w:val="26"/>
+        </w:rPr>
+        <w:t>2. Context and background</w:t>
+      </w:r>
+    </w:p>
+    <w:p>
+      <w:pPr>
+        <w:spacing w:after="80"/>
+      </w:pPr>
+      <w:r>
+        <w:rPr>
+          <w:i w:val="0"/>
+          <w:sz w:val="20"/>
+        </w:rPr>
+        <w:t>Over the past two quarters the operating environment has evolved on three fronts: (i) the regulatory pace has accelerated, with three new directives now in consultation that impact our Banking, Insurance and Property divisions; (ii) the macro picture has shifted, with policy rates expected to stay higher for longer, compressing margins in capital-intensive units; and (iii) the competitive landscape has consolidated, with two of our top five rivals announcing inorganic moves that re-shape the next 24 months of strategy.</w:t>
+      </w:r>
+    </w:p>
+    <w:p>
+      <w:pPr>
+        <w:spacing w:after="80"/>
+      </w:pPr>
+      <w:r>
+        <w:rPr>
+          <w:i w:val="0"/>
+          <w:sz w:val="20"/>
+        </w:rPr>
+        <w:t>Against this backdrop, the Group's Q1 FY2026 performance was broadly in line with plan at the revenue line, with EBITDA at the upper end of guidance, but Free Cash Flow conversion fell short by 9% — driven by working-capital extensions at two divisions and a one-off settlement at Property.</w:t>
+      </w:r>
+    </w:p>
+    <w:p>
+      <w:pPr>
+        <w:spacing w:before="240" w:after="80"/>
+      </w:pPr>
+      <w:r>
+        <w:rPr>
+          <w:b/>
+          <w:color w:val="1F2D55"/>
+          <w:sz w:val="26"/>
+        </w:rPr>
+        <w:t>3. What the data shows</w:t>
       </w:r>
     </w:p>
     <w:tbl>
@@ -40,33 +237,90 @@
         <w:tblLook w:firstColumn="1" w:firstRow="1" w:lastColumn="0" w:lastRow="0" w:noHBand="0" w:noVBand="1" w:val="04A0"/>
       </w:tblPr>
       <w:tblGrid>
-        <w:gridCol w:w="4320"/>
-        <w:gridCol w:w="4320"/>
+        <w:gridCol w:w="1728"/>
+        <w:gridCol w:w="1728"/>
+        <w:gridCol w:w="1728"/>
+        <w:gridCol w:w="1728"/>
+        <w:gridCol w:w="1728"/>
       </w:tblGrid>
       <w:tr>
         <w:tc>
           <w:tcPr>
-            <w:tcW w:type="dxa" w:w="4320"/>
+            <w:tcW w:type="dxa" w:w="1728"/>
+            <w:shd w:val="clear" w:color="auto" w:fill="1F2D55"/>
           </w:tcPr>
           <w:p>
             <w:r>
               <w:rPr>
                 <w:b/>
+                <w:color w:val="FFFFFF"/>
+                <w:sz w:val="18"/>
               </w:rPr>
-              <w:t>Field</w:t>
+              <w:t>Metric</w:t>
             </w:r>
           </w:p>
         </w:tc>
         <w:tc>
           <w:tcPr>
-            <w:tcW w:type="dxa" w:w="4320"/>
+            <w:tcW w:type="dxa" w:w="1728"/>
+            <w:shd w:val="clear" w:color="auto" w:fill="1F2D55"/>
           </w:tcPr>
           <w:p>
             <w:r>
               <w:rPr>
                 <w:b/>
+                <w:color w:val="FFFFFF"/>
+                <w:sz w:val="18"/>
               </w:rPr>
-              <w:t>Value</w:t>
+              <w:t>FY2025A</w:t>
+            </w:r>
+          </w:p>
+        </w:tc>
+        <w:tc>
+          <w:tcPr>
+            <w:tcW w:type="dxa" w:w="1728"/>
+            <w:shd w:val="clear" w:color="auto" w:fill="1F2D55"/>
+          </w:tcPr>
+          <w:p>
+            <w:r>
+              <w:rPr>
+                <w:b/>
+                <w:color w:val="FFFFFF"/>
+                <w:sz w:val="18"/>
+              </w:rPr>
+              <w:t>FY2026 Plan</w:t>
+            </w:r>
+          </w:p>
+        </w:tc>
+        <w:tc>
+          <w:tcPr>
+            <w:tcW w:type="dxa" w:w="1728"/>
+            <w:shd w:val="clear" w:color="auto" w:fill="1F2D55"/>
+          </w:tcPr>
+          <w:p>
+            <w:r>
+              <w:rPr>
+                <w:b/>
+                <w:color w:val="FFFFFF"/>
+                <w:sz w:val="18"/>
+              </w:rPr>
+              <w:t>FY2026 YTD</w:t>
+            </w:r>
+          </w:p>
+        </w:tc>
+        <w:tc>
+          <w:tcPr>
+            <w:tcW w:type="dxa" w:w="1728"/>
+            <w:shd w:val="clear" w:color="auto" w:fill="1F2D55"/>
+          </w:tcPr>
+          <w:p>
+            <w:r>
+              <w:rPr>
+                <w:b/>
+                <w:color w:val="FFFFFF"/>
+                <w:sz w:val="18"/>
+              </w:rPr>
+              <w:t>Status</w:t>
             </w:r>
           </w:p>
         </w:tc>
@@ -74,21 +328,66 @@
       <w:tr>
         <w:tc>
           <w:tcPr>
-            <w:tcW w:type="dxa" w:w="4320"/>
+            <w:tcW w:type="dxa" w:w="1728"/>
           </w:tcPr>
           <w:p>
             <w:r>
-              <w:t>Name (pseudonymised)</w:t>
+              <w:rPr>
+                <w:sz w:val="18"/>
+              </w:rPr>
+              <w:t>Group revenue (MYR B)</w:t>
             </w:r>
           </w:p>
         </w:tc>
         <w:tc>
           <w:tcPr>
-            <w:tcW w:type="dxa" w:w="4320"/>
+            <w:tcW w:type="dxa" w:w="1728"/>
           </w:tcPr>
           <w:p>
             <w:r>
-              <w:t>Patient X</w:t>
+              <w:rPr>
+                <w:sz w:val="18"/>
+              </w:rPr>
+              <w:t>43.7</w:t>
+            </w:r>
+          </w:p>
+        </w:tc>
+        <w:tc>
+          <w:tcPr>
+            <w:tcW w:type="dxa" w:w="1728"/>
+          </w:tcPr>
+          <w:p>
+            <w:r>
+              <w:rPr>
+                <w:sz w:val="18"/>
+              </w:rPr>
+              <w:t>47.9</w:t>
+            </w:r>
+          </w:p>
+        </w:tc>
+        <w:tc>
+          <w:tcPr>
+            <w:tcW w:type="dxa" w:w="1728"/>
+          </w:tcPr>
+          <w:p>
+            <w:r>
+              <w:rPr>
+                <w:sz w:val="18"/>
+              </w:rPr>
+              <w:t>11.5</w:t>
+            </w:r>
+          </w:p>
+        </w:tc>
+        <w:tc>
+          <w:tcPr>
+            <w:tcW w:type="dxa" w:w="1728"/>
+          </w:tcPr>
+          <w:p>
+            <w:r>
+              <w:rPr>
+                <w:sz w:val="18"/>
+              </w:rPr>
+              <w:t>On track</w:t>
             </w:r>
           </w:p>
         </w:tc>
@@ -96,21 +395,66 @@
       <w:tr>
         <w:tc>
           <w:tcPr>
-            <w:tcW w:type="dxa" w:w="4320"/>
+            <w:tcW w:type="dxa" w:w="1728"/>
           </w:tcPr>
           <w:p>
             <w:r>
-              <w:t>Age</w:t>
+              <w:rPr>
+                <w:sz w:val="18"/>
+              </w:rPr>
+              <w:t>Group EBITDA (MYR B)</w:t>
             </w:r>
           </w:p>
         </w:tc>
         <w:tc>
           <w:tcPr>
-            <w:tcW w:type="dxa" w:w="4320"/>
+            <w:tcW w:type="dxa" w:w="1728"/>
           </w:tcPr>
           <w:p>
             <w:r>
-              <w:t>58 years</w:t>
+              <w:rPr>
+                <w:sz w:val="18"/>
+              </w:rPr>
+              <w:t>9.6</w:t>
+            </w:r>
+          </w:p>
+        </w:tc>
+        <w:tc>
+          <w:tcPr>
+            <w:tcW w:type="dxa" w:w="1728"/>
+          </w:tcPr>
+          <w:p>
+            <w:r>
+              <w:rPr>
+                <w:sz w:val="18"/>
+              </w:rPr>
+              <w:t>9.9</w:t>
+            </w:r>
+          </w:p>
+        </w:tc>
+        <w:tc>
+          <w:tcPr>
+            <w:tcW w:type="dxa" w:w="1728"/>
+          </w:tcPr>
+          <w:p>
+            <w:r>
+              <w:rPr>
+                <w:sz w:val="18"/>
+              </w:rPr>
+              <w:t>2.6</w:t>
+            </w:r>
+          </w:p>
+        </w:tc>
+        <w:tc>
+          <w:tcPr>
+            <w:tcW w:type="dxa" w:w="1728"/>
+          </w:tcPr>
+          <w:p>
+            <w:r>
+              <w:rPr>
+                <w:sz w:val="18"/>
+              </w:rPr>
+              <w:t>Ahead</w:t>
             </w:r>
           </w:p>
         </w:tc>
@@ -118,21 +462,66 @@
       <w:tr>
         <w:tc>
           <w:tcPr>
-            <w:tcW w:type="dxa" w:w="4320"/>
+            <w:tcW w:type="dxa" w:w="1728"/>
           </w:tcPr>
           <w:p>
             <w:r>
-              <w:t>Sex</w:t>
+              <w:rPr>
+                <w:sz w:val="18"/>
+              </w:rPr>
+              <w:t>EBITDA margin %</w:t>
             </w:r>
           </w:p>
         </w:tc>
         <w:tc>
           <w:tcPr>
-            <w:tcW w:type="dxa" w:w="4320"/>
+            <w:tcW w:type="dxa" w:w="1728"/>
           </w:tcPr>
           <w:p>
             <w:r>
-              <w:t>Female</w:t>
+              <w:rPr>
+                <w:sz w:val="18"/>
+              </w:rPr>
+              <w:t>17.9</w:t>
+            </w:r>
+          </w:p>
+        </w:tc>
+        <w:tc>
+          <w:tcPr>
+            <w:tcW w:type="dxa" w:w="1728"/>
+          </w:tcPr>
+          <w:p>
+            <w:r>
+              <w:rPr>
+                <w:sz w:val="18"/>
+              </w:rPr>
+              <w:t>19.5</w:t>
+            </w:r>
+          </w:p>
+        </w:tc>
+        <w:tc>
+          <w:tcPr>
+            <w:tcW w:type="dxa" w:w="1728"/>
+          </w:tcPr>
+          <w:p>
+            <w:r>
+              <w:rPr>
+                <w:sz w:val="18"/>
+              </w:rPr>
+              <w:t>20.4</w:t>
+            </w:r>
+          </w:p>
+        </w:tc>
+        <w:tc>
+          <w:tcPr>
+            <w:tcW w:type="dxa" w:w="1728"/>
+          </w:tcPr>
+          <w:p>
+            <w:r>
+              <w:rPr>
+                <w:sz w:val="18"/>
+              </w:rPr>
+              <w:t>Ahead</w:t>
             </w:r>
           </w:p>
         </w:tc>
@@ -140,21 +529,66 @@
       <w:tr>
         <w:tc>
           <w:tcPr>
-            <w:tcW w:type="dxa" w:w="4320"/>
+            <w:tcW w:type="dxa" w:w="1728"/>
           </w:tcPr>
           <w:p>
             <w:r>
-              <w:t>Occupation</w:t>
+              <w:rPr>
+                <w:sz w:val="18"/>
+              </w:rPr>
+              <w:t>Free Cash Flow (MYR B)</w:t>
             </w:r>
           </w:p>
         </w:tc>
         <w:tc>
           <w:tcPr>
-            <w:tcW w:type="dxa" w:w="4320"/>
+            <w:tcW w:type="dxa" w:w="1728"/>
           </w:tcPr>
           <w:p>
             <w:r>
-              <w:t>Retired teacher</w:t>
+              <w:rPr>
+                <w:sz w:val="18"/>
+              </w:rPr>
+              <w:t>5.1</w:t>
+            </w:r>
+          </w:p>
+        </w:tc>
+        <w:tc>
+          <w:tcPr>
+            <w:tcW w:type="dxa" w:w="1728"/>
+          </w:tcPr>
+          <w:p>
+            <w:r>
+              <w:rPr>
+                <w:sz w:val="18"/>
+              </w:rPr>
+              <w:t>6.1</w:t>
+            </w:r>
+          </w:p>
+        </w:tc>
+        <w:tc>
+          <w:tcPr>
+            <w:tcW w:type="dxa" w:w="1728"/>
+          </w:tcPr>
+          <w:p>
+            <w:r>
+              <w:rPr>
+                <w:sz w:val="18"/>
+              </w:rPr>
+              <w:t>1.3</w:t>
+            </w:r>
+          </w:p>
+        </w:tc>
+        <w:tc>
+          <w:tcPr>
+            <w:tcW w:type="dxa" w:w="1728"/>
+          </w:tcPr>
+          <w:p>
+            <w:r>
+              <w:rPr>
+                <w:sz w:val="18"/>
+              </w:rPr>
+              <w:t>Behind (-9%)</w:t>
             </w:r>
           </w:p>
         </w:tc>
@@ -162,21 +596,66 @@
       <w:tr>
         <w:tc>
           <w:tcPr>
-            <w:tcW w:type="dxa" w:w="4320"/>
+            <w:tcW w:type="dxa" w:w="1728"/>
           </w:tcPr>
           <w:p>
             <w:r>
-              <w:t>Residence</w:t>
+              <w:rPr>
+                <w:sz w:val="18"/>
+              </w:rPr>
+              <w:t>Net Debt / EBITDA (x)</w:t>
             </w:r>
           </w:p>
         </w:tc>
         <w:tc>
           <w:tcPr>
-            <w:tcW w:type="dxa" w:w="4320"/>
+            <w:tcW w:type="dxa" w:w="1728"/>
           </w:tcPr>
           <w:p>
             <w:r>
-              <w:t>Kuala Lumpur</w:t>
+              <w:rPr>
+                <w:sz w:val="18"/>
+              </w:rPr>
+              <w:t>2.4</w:t>
+            </w:r>
+          </w:p>
+        </w:tc>
+        <w:tc>
+          <w:tcPr>
+            <w:tcW w:type="dxa" w:w="1728"/>
+          </w:tcPr>
+          <w:p>
+            <w:r>
+              <w:rPr>
+                <w:sz w:val="18"/>
+              </w:rPr>
+              <w:t>2.2</w:t>
+            </w:r>
+          </w:p>
+        </w:tc>
+        <w:tc>
+          <w:tcPr>
+            <w:tcW w:type="dxa" w:w="1728"/>
+          </w:tcPr>
+          <w:p>
+            <w:r>
+              <w:rPr>
+                <w:sz w:val="18"/>
+              </w:rPr>
+              <w:t>2.1</w:t>
+            </w:r>
+          </w:p>
+        </w:tc>
+        <w:tc>
+          <w:tcPr>
+            <w:tcW w:type="dxa" w:w="1728"/>
+          </w:tcPr>
+          <w:p>
+            <w:r>
+              <w:rPr>
+                <w:sz w:val="18"/>
+              </w:rPr>
+              <w:t>On track</w:t>
             </w:r>
           </w:p>
         </w:tc>
@@ -184,109 +663,66 @@
       <w:tr>
         <w:tc>
           <w:tcPr>
-            <w:tcW w:type="dxa" w:w="4320"/>
+            <w:tcW w:type="dxa" w:w="1728"/>
           </w:tcPr>
           <w:p>
             <w:r>
-              <w:t>BMI</w:t>
+              <w:rPr>
+                <w:sz w:val="18"/>
+              </w:rPr>
+              <w:t>Return on capital %</w:t>
             </w:r>
           </w:p>
         </w:tc>
         <w:tc>
           <w:tcPr>
-            <w:tcW w:type="dxa" w:w="4320"/>
+            <w:tcW w:type="dxa" w:w="1728"/>
           </w:tcPr>
           <w:p>
             <w:r>
-              <w:t>29.4 (overweight)</w:t>
-            </w:r>
-          </w:p>
-        </w:tc>
-      </w:tr>
-      <w:tr>
-        <w:tc>
-          <w:tcPr>
-            <w:tcW w:type="dxa" w:w="4320"/>
-          </w:tcPr>
-          <w:p>
-            <w:r>
-              <w:t>Smoking history</w:t>
+              <w:rPr>
+                <w:sz w:val="18"/>
+              </w:rPr>
+              <w:t>11.8</w:t>
             </w:r>
           </w:p>
         </w:tc>
         <w:tc>
           <w:tcPr>
-            <w:tcW w:type="dxa" w:w="4320"/>
+            <w:tcW w:type="dxa" w:w="1728"/>
           </w:tcPr>
           <w:p>
             <w:r>
-              <w:t>Never</w:t>
-            </w:r>
-          </w:p>
-        </w:tc>
-      </w:tr>
-      <w:tr>
-        <w:tc>
-          <w:tcPr>
-            <w:tcW w:type="dxa" w:w="4320"/>
-          </w:tcPr>
-          <w:p>
-            <w:r>
-              <w:t>Alcohol</w:t>
+              <w:rPr>
+                <w:sz w:val="18"/>
+              </w:rPr>
+              <w:t>12.4</w:t>
             </w:r>
           </w:p>
         </w:tc>
         <w:tc>
           <w:tcPr>
-            <w:tcW w:type="dxa" w:w="4320"/>
+            <w:tcW w:type="dxa" w:w="1728"/>
           </w:tcPr>
           <w:p>
             <w:r>
-              <w:t>Occasional</w:t>
-            </w:r>
-          </w:p>
-        </w:tc>
-      </w:tr>
-      <w:tr>
-        <w:tc>
-          <w:tcPr>
-            <w:tcW w:type="dxa" w:w="4320"/>
-          </w:tcPr>
-          <w:p>
-            <w:r>
-              <w:t>MRN</w:t>
+              <w:rPr>
+                <w:sz w:val="18"/>
+              </w:rPr>
+              <w:t>12.1</w:t>
             </w:r>
           </w:p>
         </w:tc>
         <w:tc>
           <w:tcPr>
-            <w:tcW w:type="dxa" w:w="4320"/>
+            <w:tcW w:type="dxa" w:w="1728"/>
           </w:tcPr>
           <w:p>
             <w:r>
-              <w:t>APX-2026-04421</w:t>
-            </w:r>
-          </w:p>
-        </w:tc>
-      </w:tr>
-      <w:tr>
-        <w:tc>
-          <w:tcPr>
-            <w:tcW w:type="dxa" w:w="4320"/>
-          </w:tcPr>
-          <w:p>
-            <w:r>
-              <w:t>Primary care GP</w:t>
-            </w:r>
-          </w:p>
-        </w:tc>
-        <w:tc>
-          <w:tcPr>
-            <w:tcW w:type="dxa" w:w="4320"/>
-          </w:tcPr>
-          <w:p>
-            <w:r>
-              <w:t>Dr. Tan, Apex Family Clinic</w:t>
+              <w:rPr>
+                <w:sz w:val="18"/>
+              </w:rPr>
+              <w:t>On track</w:t>
             </w:r>
           </w:p>
         </w:tc>
@@ -294,112 +730,189 @@
     </w:tbl>
     <w:p>
       <w:pPr>
-        <w:pStyle w:val="Heading2"/>
+        <w:spacing w:after="80"/>
       </w:pPr>
       <w:r>
         <w:rPr>
-          <w:color w:val="1F2937"/>
+          <w:i w:val="0"/>
+          <w:sz w:val="20"/>
         </w:rPr>
-        <w:t>2. Presenting Complaint</w:t>
-      </w:r>
-    </w:p>
-    <w:p>
-      <w:r>
-        <w:rPr>
-          <w:b w:val="0"/>
-          <w:i w:val="0"/>
-        </w:rPr>
-        <w:t>Patient X presented to the outpatient clinic on 2026-04-03 with a 6-week history of progressive lower-back pain radiating to the left leg, associated with intermittent numbness in the lateral foot. Pain is worse on standing and walking, partially relieved by rest. No bowel or bladder symptoms. No saddle anaesthesia.</w:t>
+        <w:t>The variance against plan is concentrated in three places: (a) Banking division trading income (-MYR 142m vs plan), (b) Property division settlement (-MYR 78m), (c) Industrial Manufacturing working-capital build (+MYR 215m receivables, +MYR 92m inventory). Recovery actions are underway; expected catch-up by end-Q3.</w:t>
       </w:r>
     </w:p>
     <w:p>
       <w:pPr>
-        <w:pStyle w:val="Heading2"/>
+        <w:spacing w:before="240" w:after="80"/>
       </w:pPr>
       <w:r>
         <w:rPr>
-          <w:color w:val="1F2937"/>
+          <w:b/>
+          <w:color w:val="1F2D55"/>
+          <w:sz w:val="26"/>
         </w:rPr>
-        <w:t>3. History of Presenting Illness</w:t>
-      </w:r>
-    </w:p>
-    <w:p>
-      <w:r>
-        <w:rPr>
-          <w:b w:val="0"/>
-          <w:i w:val="0"/>
-        </w:rPr>
-        <w:t>Pain commenced 2026-02-18, initially attributed to gardening. Initial GP review on 2026-02-25 prescribed paracetamol 1g QDS and naproxen 500mg BD for 2 weeks. Pain improved 30% but did not resolve. Re-presented 2026-03-15 with worsening leg pain. GP added pregabalin 75mg BD and ordered MRI lumbar spine.</w:t>
+        <w:t>4. Options considered</w:t>
       </w:r>
     </w:p>
     <w:p>
       <w:pPr>
-        <w:pStyle w:val="Heading2"/>
+        <w:spacing w:before="160" w:after="40"/>
       </w:pPr>
       <w:r>
         <w:rPr>
-          <w:color w:val="1F2937"/>
+          <w:b/>
+          <w:color w:val="4B5B7C"/>
+          <w:sz w:val="22"/>
         </w:rPr>
-        <w:t>4. Past Medical History</w:t>
+        <w:t>Option A — Stay the course (status quo)</w:t>
+      </w:r>
+    </w:p>
+    <w:p>
+      <w:pPr>
+        <w:spacing w:after="80"/>
+      </w:pPr>
+      <w:r>
+        <w:rPr>
+          <w:i w:val="0"/>
+          <w:sz w:val="20"/>
+        </w:rPr>
+        <w:t>Continue current plan; accept the 9% FCF shortfall as a Q1 timing matter; rely on the planned divestment proceeds in Q3 to close the gap. Risk: external market may not co-operate; downside if Q3 outturn slips.</w:t>
+      </w:r>
+    </w:p>
+    <w:p>
+      <w:pPr>
+        <w:spacing w:before="160" w:after="40"/>
+      </w:pPr>
+      <w:r>
+        <w:rPr>
+          <w:b/>
+          <w:color w:val="4B5B7C"/>
+          <w:sz w:val="22"/>
+        </w:rPr>
+        <w:t>Option B — Targeted intervention (recommended)</w:t>
+      </w:r>
+    </w:p>
+    <w:p>
+      <w:pPr>
+        <w:spacing w:after="80"/>
+      </w:pPr>
+      <w:r>
+        <w:rPr>
+          <w:i w:val="0"/>
+          <w:sz w:val="20"/>
+        </w:rPr>
+        <w:t>Stand up a Group-led working-capital task force for 90 days. Tighten credit terms at three highest-DSO divisions; freeze non-essential capex at the manufacturing unit; accelerate the small divestment programme. Modelled impact: +MYR 350-450m FCF; limited revenue downside.</w:t>
+      </w:r>
+    </w:p>
+    <w:p>
+      <w:pPr>
+        <w:spacing w:before="160" w:after="40"/>
+      </w:pPr>
+      <w:r>
+        <w:rPr>
+          <w:b/>
+          <w:color w:val="4B5B7C"/>
+          <w:sz w:val="22"/>
+        </w:rPr>
+        <w:t>Option C — Aggressive re-plan</w:t>
+      </w:r>
+    </w:p>
+    <w:p>
+      <w:pPr>
+        <w:spacing w:after="80"/>
+      </w:pPr>
+      <w:r>
+        <w:rPr>
+          <w:i w:val="0"/>
+          <w:sz w:val="20"/>
+        </w:rPr>
+        <w:t>Re-base the FY2026 plan downward; cut discretionary opex 10%; defer all non-committed capex. Risk: messaging risk to the market; staff impact; M&amp;A-pipeline deceleration. Modelled impact: +MYR 600-800m FCF; revenue -1.5%; one-off restructuring charge.</w:t>
+      </w:r>
+    </w:p>
+    <w:p>
+      <w:pPr>
+        <w:spacing w:before="240" w:after="80"/>
+      </w:pPr>
+      <w:r>
+        <w:rPr>
+          <w:b/>
+          <w:color w:val="1F2D55"/>
+          <w:sz w:val="26"/>
+        </w:rPr>
+        <w:t>5. Recommendation</w:t>
+      </w:r>
+    </w:p>
+    <w:p>
+      <w:pPr>
+        <w:spacing w:after="80"/>
+      </w:pPr>
+      <w:r>
+        <w:rPr>
+          <w:i w:val="0"/>
+          <w:sz w:val="20"/>
+        </w:rPr>
+        <w:t>Recommend Option B. It addresses the FCF gap with the highest expected value, preserves the strategic plan, and avoids market-messaging risk. The task force would be sponsored by the Group CFO with a named senior leader from each division. Weekly read-out to GroupExCo for 12 weeks.</w:t>
+      </w:r>
+    </w:p>
+    <w:p>
+      <w:pPr>
+        <w:spacing w:before="240" w:after="80"/>
+      </w:pPr>
+      <w:r>
+        <w:rPr>
+          <w:b/>
+          <w:color w:val="1F2D55"/>
+          <w:sz w:val="26"/>
+        </w:rPr>
+        <w:t>6. Decision sought</w:t>
       </w:r>
     </w:p>
     <w:p>
       <w:pPr>
         <w:pStyle w:val="ListBullet"/>
+        <w:spacing w:after="40"/>
       </w:pPr>
       <w:r>
-        <w:t>Type 2 Diabetes Mellitus (diagnosed 2018; HbA1c 7.4% on metformin 1g BD)</w:t>
+        <w:rPr>
+          <w:sz w:val="20"/>
+        </w:rPr>
+        <w:t>Endorse Option B (Targeted intervention) for the next 90 days.</w:t>
       </w:r>
     </w:p>
     <w:p>
       <w:pPr>
         <w:pStyle w:val="ListBullet"/>
+        <w:spacing w:after="40"/>
       </w:pPr>
       <w:r>
-        <w:t>Hypertension (diagnosed 2015; controlled on perindopril 8mg OD)</w:t>
+        <w:rPr>
+          <w:sz w:val="20"/>
+        </w:rPr>
+        <w:t>Approve the working-capital task force charter, sponsor and KPIs (attached).</w:t>
       </w:r>
     </w:p>
     <w:p>
       <w:pPr>
         <w:pStyle w:val="ListBullet"/>
+        <w:spacing w:after="40"/>
       </w:pPr>
       <w:r>
-        <w:t>Hyperlipidaemia (on atorvastatin 20mg ON)</w:t>
+        <w:rPr>
+          <w:sz w:val="20"/>
+        </w:rPr>
+        <w:t>Note the Q3 catch-up trajectory; agree the trigger for Option C if Q2 FCF underperforms plan.</w:t>
       </w:r>
     </w:p>
     <w:p>
       <w:pPr>
-        <w:pStyle w:val="ListBullet"/>
-      </w:pPr>
-      <w:r>
-        <w:t>Right total knee replacement 2022 — uncomplicated recovery</w:t>
-      </w:r>
-    </w:p>
-    <w:p>
-      <w:pPr>
-        <w:pStyle w:val="ListBullet"/>
-      </w:pPr>
-      <w:r>
-        <w:t>No previous spinal surgery</w:t>
-      </w:r>
-    </w:p>
-    <w:p>
-      <w:pPr>
-        <w:pStyle w:val="ListBullet"/>
-      </w:pPr>
-      <w:r>
-        <w:t>No known drug allergies</w:t>
-      </w:r>
-    </w:p>
-    <w:p>
-      <w:pPr>
-        <w:pStyle w:val="Heading2"/>
+        <w:spacing w:before="240" w:after="80"/>
       </w:pPr>
       <w:r>
         <w:rPr>
-          <w:color w:val="1F2937"/>
+          <w:b/>
+          <w:color w:val="1F2D55"/>
+          <w:sz w:val="26"/>
         </w:rPr>
-        <w:t>5. Medications (Current)</w:t>
+        <w:t>7. Risks and mitigations</w:t>
       </w:r>
     </w:p>
     <w:tbl>
@@ -418,52 +931,64 @@
         <w:tc>
           <w:tcPr>
             <w:tcW w:type="dxa" w:w="2160"/>
+            <w:shd w:val="clear" w:color="auto" w:fill="1F2D55"/>
           </w:tcPr>
           <w:p>
             <w:r>
               <w:rPr>
                 <w:b/>
+                <w:color w:val="FFFFFF"/>
+                <w:sz w:val="18"/>
               </w:rPr>
-              <w:t>Drug</w:t>
+              <w:t>Risk</w:t>
             </w:r>
           </w:p>
         </w:tc>
         <w:tc>
           <w:tcPr>
             <w:tcW w:type="dxa" w:w="2160"/>
+            <w:shd w:val="clear" w:color="auto" w:fill="1F2D55"/>
           </w:tcPr>
           <w:p>
             <w:r>
               <w:rPr>
                 <w:b/>
+                <w:color w:val="FFFFFF"/>
+                <w:sz w:val="18"/>
               </w:rPr>
-              <w:t>Dose</w:t>
+              <w:t>Likelihood</w:t>
             </w:r>
           </w:p>
         </w:tc>
         <w:tc>
           <w:tcPr>
             <w:tcW w:type="dxa" w:w="2160"/>
+            <w:shd w:val="clear" w:color="auto" w:fill="1F2D55"/>
           </w:tcPr>
           <w:p>
             <w:r>
               <w:rPr>
                 <w:b/>
+                <w:color w:val="FFFFFF"/>
+                <w:sz w:val="18"/>
               </w:rPr>
-              <w:t>Frequency</w:t>
+              <w:t>Impact</w:t>
             </w:r>
           </w:p>
         </w:tc>
         <w:tc>
           <w:tcPr>
             <w:tcW w:type="dxa" w:w="2160"/>
+            <w:shd w:val="clear" w:color="auto" w:fill="1F2D55"/>
           </w:tcPr>
           <w:p>
             <w:r>
               <w:rPr>
                 <w:b/>
+                <w:color w:val="FFFFFF"/>
+                <w:sz w:val="18"/>
               </w:rPr>
-              <w:t>Indication</w:t>
+              <w:t>Mitigation</w:t>
             </w:r>
           </w:p>
         </w:tc>
@@ -475,7 +1000,10 @@
           </w:tcPr>
           <w:p>
             <w:r>
-              <w:t>Metformin</w:t>
+              <w:rPr>
+                <w:sz w:val="18"/>
+              </w:rPr>
+              <w:t>Q3 divestment slips beyond Sep'26</w:t>
             </w:r>
           </w:p>
         </w:tc>
@@ -485,7 +1013,10 @@
           </w:tcPr>
           <w:p>
             <w:r>
-              <w:t>1g</w:t>
+              <w:rPr>
+                <w:sz w:val="18"/>
+              </w:rPr>
+              <w:t>Medium</w:t>
             </w:r>
           </w:p>
         </w:tc>
@@ -495,7 +1026,10 @@
           </w:tcPr>
           <w:p>
             <w:r>
-              <w:t>BD</w:t>
+              <w:rPr>
+                <w:sz w:val="18"/>
+              </w:rPr>
+              <w:t>MYR 300-450m FCF</w:t>
             </w:r>
           </w:p>
         </w:tc>
@@ -505,7 +1039,10 @@
           </w:tcPr>
           <w:p>
             <w:r>
-              <w:t>T2DM</w:t>
+              <w:rPr>
+                <w:sz w:val="18"/>
+              </w:rPr>
+              <w:t>Begin advisor process now; identify alternate proceeds source</w:t>
             </w:r>
           </w:p>
         </w:tc>
@@ -517,7 +1054,10 @@
           </w:tcPr>
           <w:p>
             <w:r>
-              <w:t>Perindopril</w:t>
+              <w:rPr>
+                <w:sz w:val="18"/>
+              </w:rPr>
+              <w:t>Receivables collection unpopular with customers</w:t>
             </w:r>
           </w:p>
         </w:tc>
@@ -527,7 +1067,10 @@
           </w:tcPr>
           <w:p>
             <w:r>
-              <w:t>8mg</w:t>
+              <w:rPr>
+                <w:sz w:val="18"/>
+              </w:rPr>
+              <w:t>Low</w:t>
             </w:r>
           </w:p>
         </w:tc>
@@ -537,7 +1080,10 @@
           </w:tcPr>
           <w:p>
             <w:r>
-              <w:t>OD</w:t>
+              <w:rPr>
+                <w:sz w:val="18"/>
+              </w:rPr>
+              <w:t>Customer churn 1-2%</w:t>
             </w:r>
           </w:p>
         </w:tc>
@@ -547,7 +1093,10 @@
           </w:tcPr>
           <w:p>
             <w:r>
-              <w:t>HTN</w:t>
+              <w:rPr>
+                <w:sz w:val="18"/>
+              </w:rPr>
+              <w:t>Phase implementation; carve-outs for strategic accounts</w:t>
             </w:r>
           </w:p>
         </w:tc>
@@ -559,7 +1108,10 @@
           </w:tcPr>
           <w:p>
             <w:r>
-              <w:t>Atorvastatin</w:t>
+              <w:rPr>
+                <w:sz w:val="18"/>
+              </w:rPr>
+              <w:t>Manufacturing inventory cut hits service levels</w:t>
             </w:r>
           </w:p>
         </w:tc>
@@ -569,7 +1121,10 @@
           </w:tcPr>
           <w:p>
             <w:r>
-              <w:t>20mg</w:t>
+              <w:rPr>
+                <w:sz w:val="18"/>
+              </w:rPr>
+              <w:t>Medium</w:t>
             </w:r>
           </w:p>
         </w:tc>
@@ -579,7 +1134,10 @@
           </w:tcPr>
           <w:p>
             <w:r>
-              <w:t>ON</w:t>
+              <w:rPr>
+                <w:sz w:val="18"/>
+              </w:rPr>
+              <w:t>Stock-out risk on 8 SKUs</w:t>
             </w:r>
           </w:p>
         </w:tc>
@@ -589,7 +1147,10 @@
           </w:tcPr>
           <w:p>
             <w:r>
-              <w:t>Hyperlipidaemia</w:t>
+              <w:rPr>
+                <w:sz w:val="18"/>
+              </w:rPr>
+              <w:t>Targeted SKU-level review; safety-stock retained on critical lines</w:t>
             </w:r>
           </w:p>
         </w:tc>
@@ -601,7 +1162,10 @@
           </w:tcPr>
           <w:p>
             <w:r>
-              <w:t>Paracetamol</w:t>
+              <w:rPr>
+                <w:sz w:val="18"/>
+              </w:rPr>
+              <w:t>Bank covenants tighten if FCF deteriorates further</w:t>
             </w:r>
           </w:p>
         </w:tc>
@@ -611,7 +1175,10 @@
           </w:tcPr>
           <w:p>
             <w:r>
-              <w:t>1g</w:t>
+              <w:rPr>
+                <w:sz w:val="18"/>
+              </w:rPr>
+              <w:t>Low</w:t>
             </w:r>
           </w:p>
         </w:tc>
@@ -621,7 +1188,10 @@
           </w:tcPr>
           <w:p>
             <w:r>
-              <w:t>QDS PRN</w:t>
+              <w:rPr>
+                <w:sz w:val="18"/>
+              </w:rPr>
+              <w:t>Reputational</w:t>
             </w:r>
           </w:p>
         </w:tc>
@@ -631,49 +1201,10 @@
           </w:tcPr>
           <w:p>
             <w:r>
-              <w:t>Back pain</w:t>
-            </w:r>
-          </w:p>
-        </w:tc>
-      </w:tr>
-      <w:tr>
-        <w:tc>
-          <w:tcPr>
-            <w:tcW w:type="dxa" w:w="2160"/>
-          </w:tcPr>
-          <w:p>
-            <w:r>
-              <w:t>Pregabalin</w:t>
-            </w:r>
-          </w:p>
-        </w:tc>
-        <w:tc>
-          <w:tcPr>
-            <w:tcW w:type="dxa" w:w="2160"/>
-          </w:tcPr>
-          <w:p>
-            <w:r>
-              <w:t>75mg</w:t>
-            </w:r>
-          </w:p>
-        </w:tc>
-        <w:tc>
-          <w:tcPr>
-            <w:tcW w:type="dxa" w:w="2160"/>
-          </w:tcPr>
-          <w:p>
-            <w:r>
-              <w:t>BD</w:t>
-            </w:r>
-          </w:p>
-        </w:tc>
-        <w:tc>
-          <w:tcPr>
-            <w:tcW w:type="dxa" w:w="2160"/>
-          </w:tcPr>
-          <w:p>
-            <w:r>
-              <w:t>Neuropathic pain</w:t>
+              <w:rPr>
+                <w:sz w:val="18"/>
+              </w:rPr>
+              <w:t>Proactive lender briefing; covenants currently 1.4× headroom</w:t>
             </w:r>
           </w:p>
         </w:tc>
@@ -681,111 +1212,101 @@
     </w:tbl>
     <w:p>
       <w:pPr>
-        <w:pStyle w:val="Heading2"/>
+        <w:spacing w:before="240" w:after="80"/>
       </w:pPr>
       <w:r>
         <w:rPr>
-          <w:color w:val="1F2937"/>
+          <w:b/>
+          <w:color w:val="1F2D55"/>
+          <w:sz w:val="26"/>
         </w:rPr>
-        <w:t>6. Examination Findings (2026-04-03)</w:t>
-      </w:r>
-    </w:p>
-    <w:p>
-      <w:r>
-        <w:rPr>
-          <w:b w:val="0"/>
-          <w:i w:val="0"/>
-        </w:rPr>
-        <w:t>Vitals: BP 138/82, HR 78, RR 16, T 36.7°C, SpO₂ 98% RA.</w:t>
-      </w:r>
-    </w:p>
-    <w:p>
-      <w:r>
-        <w:rPr>
-          <w:b w:val="0"/>
-          <w:i w:val="0"/>
-        </w:rPr>
-        <w:t>Neurological: power 4/5 left ankle dorsiflexion, 5/5 elsewhere. Reduced sensation L5 dermatome left lower limb. Straight-leg-raise positive at 40° on left, negative on right. Reflexes preserved and symmetrical. No saddle anaesthesia. No long-tract signs.</w:t>
+        <w:t>8. Communications</w:t>
       </w:r>
     </w:p>
     <w:p>
       <w:pPr>
-        <w:pStyle w:val="Heading2"/>
+        <w:spacing w:after="80"/>
       </w:pPr>
       <w:r>
         <w:rPr>
-          <w:color w:val="1F2937"/>
+          <w:i w:val="0"/>
+          <w:sz w:val="20"/>
         </w:rPr>
-        <w:t>7. Working Diagnosis</w:t>
-      </w:r>
-    </w:p>
-    <w:p>
-      <w:r>
-        <w:rPr>
-          <w:b w:val="0"/>
-          <w:i w:val="0"/>
-        </w:rPr>
-        <w:t>Left L5 radiculopathy, most likely secondary to lumbar disc protrusion. Awaiting MRI for confirmation. Differential: spinal stenosis, facet joint pathology, foraminal narrowing.</w:t>
+        <w:t>Internal: post-decision, Group CFO to brief Divisional CFOs and Heads of Finance via Teams meeting; cascade to operational managers within 5 working days. External: no required disclosure at this stage; CFO commentary at next analyst briefing to emphasise capital discipline.</w:t>
       </w:r>
     </w:p>
     <w:p>
       <w:pPr>
-        <w:pStyle w:val="Heading2"/>
+        <w:spacing w:before="240" w:after="80"/>
       </w:pPr>
       <w:r>
         <w:rPr>
-          <w:color w:val="1F2937"/>
+          <w:b/>
+          <w:color w:val="1F2D55"/>
+          <w:sz w:val="26"/>
         </w:rPr>
-        <w:t>8. Plan</w:t>
+        <w:t>Appendix — Backup analysis</w:t>
       </w:r>
     </w:p>
     <w:p>
       <w:pPr>
         <w:pStyle w:val="ListBullet"/>
+        <w:spacing w:after="40"/>
       </w:pPr>
       <w:r>
-        <w:t>MRI lumbar spine — completed 2026-04-08 (report attached)</w:t>
+        <w:rPr>
+          <w:sz w:val="20"/>
+        </w:rPr>
+        <w:t>DSO/DIO/DPO benchmarks across peers (12 ASEAN conglomerates)</w:t>
       </w:r>
     </w:p>
     <w:p>
       <w:pPr>
         <w:pStyle w:val="ListBullet"/>
+        <w:spacing w:after="40"/>
       </w:pPr>
       <w:r>
-        <w:t>Refer to Spinal MDT once imaging available</w:t>
+        <w:rPr>
+          <w:sz w:val="20"/>
+        </w:rPr>
+        <w:t>Q3 divestment pipeline (5 assets, modelled proceeds MYR 320-540m)</w:t>
       </w:r>
     </w:p>
     <w:p>
       <w:pPr>
         <w:pStyle w:val="ListBullet"/>
+        <w:spacing w:after="40"/>
       </w:pPr>
       <w:r>
-        <w:t>Continue conservative management: physiotherapy, analgesia ladder</w:t>
+        <w:rPr>
+          <w:sz w:val="20"/>
+        </w:rPr>
+        <w:t>Capex pipeline triage (180 projects scored; 22 deferrable)</w:t>
       </w:r>
     </w:p>
     <w:p>
       <w:pPr>
         <w:pStyle w:val="ListBullet"/>
+        <w:spacing w:after="40"/>
       </w:pPr>
       <w:r>
-        <w:t>Reinforce diabetic control given delayed wound healing risk if surgery indicated</w:t>
+        <w:rPr>
+          <w:sz w:val="20"/>
+        </w:rPr>
+        <w:t>Lender covenant headroom analysis (18 facilities)</w:t>
       </w:r>
     </w:p>
     <w:p>
       <w:pPr>
-        <w:pStyle w:val="ListBullet"/>
+        <w:jc w:val="center"/>
       </w:pPr>
       <w:r>
-        <w:t>Review at MDT decision point</w:t>
-      </w:r>
-    </w:p>
-    <w:p>
-      <w:r>
         <w:rPr>
-          <w:b w:val="0"/>
           <w:i/>
+          <w:color w:val="9CA3AF"/>
+          <w:sz w:val="16"/>
         </w:rPr>
-        <w:t>Dictated by: Dr. K Wong, Specialist Orthopaedic Surgeon · Apex Specialist Centre · 2026-04-03 14:25</w:t>
+        <w:t>— END OF DOCUMENT —</w:t>
       </w:r>
     </w:p>
     <w:sectPr>
@@ -1161,10 +1682,6 @@
     <w:name w:val="Normal"/>
     <w:qFormat/>
     <w:rsid w:val="00FC693F"/>
-    <w:rPr>
-      <w:rFonts w:ascii="Calibri" w:hAnsi="Calibri"/>
-      <w:sz w:val="22"/>
-    </w:rPr>
   </w:style>
   <w:style w:type="paragraph" w:styleId="Header">
     <w:name w:val="header"/>
